--- a/FinNex.UI/Files/Word/Kredit/Dasinmaz_emlak_ipoteka_muqavilesiTek.docx
+++ b/FinNex.UI/Files/Word/Kredit/Dasinmaz_emlak_ipoteka_muqavilesiTek.docx
@@ -507,36 +507,36 @@
           <w:szCs w:val="24"/>
           <w:lang w:val="az-Latn-AZ"/>
         </w:rPr>
-        <w:t>{k</w:t>
-      </w:r>
-      <w:r>
-        <w:rPr>
-          <w:rFonts w:ascii="Times New Roman" w:hAnsi="Times New Roman"/>
-          <w:b/>
-          <w:sz w:val="24"/>
-          <w:szCs w:val="24"/>
-          <w:lang w:val="az-Latn-AZ"/>
-        </w:rPr>
-        <w:t>_olke}</w:t>
-      </w:r>
-      <w:r>
-        <w:rPr>
-          <w:rFonts w:ascii="Times New Roman" w:hAnsi="Times New Roman"/>
-          <w:sz w:val="24"/>
-          <w:szCs w:val="24"/>
-          <w:lang w:val="az-Latn-AZ"/>
-        </w:rPr>
-        <w:t xml:space="preserve"> vətəndaşı </w:t>
-      </w:r>
-      <w:r>
-        <w:rPr>
-          <w:rFonts w:ascii="Times New Roman" w:hAnsi="Times New Roman"/>
-          <w:b/>
-          <w:sz w:val="24"/>
-          <w:szCs w:val="24"/>
-          <w:lang w:val="az-Latn-AZ"/>
-        </w:rPr>
-        <w:t>{k_saa}</w:t>
+        <w:t>{k_kimlik}</w:t>
+      </w:r>
+      <w:r>
+        <w:rPr>
+          <w:rFonts w:ascii="Times New Roman" w:hAnsi="Times New Roman"/>
+          <w:b/>
+          <w:sz w:val="24"/>
+          <w:szCs w:val="24"/>
+          <w:lang w:val="az-Latn-AZ"/>
+        </w:rPr>
+        <w:t/>
+      </w:r>
+      <w:r>
+        <w:rPr>
+          <w:rFonts w:ascii="Times New Roman" w:hAnsi="Times New Roman"/>
+          <w:sz w:val="24"/>
+          <w:szCs w:val="24"/>
+          <w:lang w:val="az-Latn-AZ"/>
+        </w:rPr>
+        <w:t xml:space="preserve"/>
+      </w:r>
+      <w:r>
+        <w:rPr>
+          <w:rFonts w:ascii="Times New Roman" w:hAnsi="Times New Roman"/>
+          <w:b/>
+          <w:sz w:val="24"/>
+          <w:szCs w:val="24"/>
+          <w:lang w:val="az-Latn-AZ"/>
+        </w:rPr>
+        <w:t/>
       </w:r>
       <w:r>
         <w:rPr>
@@ -545,44 +545,44 @@
           <w:szCs w:val="24"/>
           <w:lang w:val="ro-RO"/>
         </w:rPr>
-        <w:t xml:space="preserve"> (</w:t>
-      </w:r>
-      <w:r>
-        <w:rPr>
-          <w:rFonts w:ascii="Times New Roman" w:hAnsi="Times New Roman"/>
-          <w:sz w:val="24"/>
-          <w:szCs w:val="24"/>
-          <w:lang w:val="az-Latn-AZ"/>
-        </w:rPr>
-        <w:t>vəsiqə məlumatı:</w:t>
-      </w:r>
-      <w:r>
-        <w:rPr>
-          <w:rFonts w:ascii="Times New Roman" w:hAnsi="Times New Roman"/>
-          <w:sz w:val="24"/>
-          <w:szCs w:val="24"/>
-          <w:lang w:val="az-Latn-AZ"/>
-        </w:rPr>
-        <w:t xml:space="preserve"> </w:t>
-      </w:r>
-      <w:r>
-        <w:rPr>
-          <w:rFonts w:ascii="Times New Roman" w:hAnsi="Times New Roman"/>
-          <w:b/>
-          <w:sz w:val="24"/>
-          <w:szCs w:val="24"/>
-          <w:lang w:val="az-Latn-AZ"/>
-        </w:rPr>
-        <w:t>{k_ves}</w:t>
-      </w:r>
-      <w:r>
-        <w:rPr>
-          <w:rFonts w:ascii="Times New Roman" w:hAnsi="Times New Roman"/>
-          <w:sz w:val="24"/>
-          <w:szCs w:val="24"/>
-          <w:lang w:val="az-Latn-AZ"/>
-        </w:rPr>
-        <w:t xml:space="preserve">) bundan sonra </w:t>
+        <w:t xml:space="preserve"/>
+      </w:r>
+      <w:r>
+        <w:rPr>
+          <w:rFonts w:ascii="Times New Roman" w:hAnsi="Times New Roman"/>
+          <w:sz w:val="24"/>
+          <w:szCs w:val="24"/>
+          <w:lang w:val="az-Latn-AZ"/>
+        </w:rPr>
+        <w:t/>
+      </w:r>
+      <w:r>
+        <w:rPr>
+          <w:rFonts w:ascii="Times New Roman" w:hAnsi="Times New Roman"/>
+          <w:sz w:val="24"/>
+          <w:szCs w:val="24"/>
+          <w:lang w:val="az-Latn-AZ"/>
+        </w:rPr>
+        <w:t xml:space="preserve"/>
+      </w:r>
+      <w:r>
+        <w:rPr>
+          <w:rFonts w:ascii="Times New Roman" w:hAnsi="Times New Roman"/>
+          <w:b/>
+          <w:sz w:val="24"/>
+          <w:szCs w:val="24"/>
+          <w:lang w:val="az-Latn-AZ"/>
+        </w:rPr>
+        <w:t/>
+      </w:r>
+      <w:r>
+        <w:rPr>
+          <w:rFonts w:ascii="Times New Roman" w:hAnsi="Times New Roman"/>
+          <w:sz w:val="24"/>
+          <w:szCs w:val="24"/>
+          <w:lang w:val="az-Latn-AZ"/>
+        </w:rPr>
+        <w:t xml:space="preserve"> bundan sonra </w:t>
       </w:r>
       <w:r>
         <w:rPr>
